--- a/小野町_引継ぎ_整理済/10_納品・印刷/小野町_第10期計画_印刷の発注仕様書_20261006.docx
+++ b/小野町_引継ぎ_整理済/10_納品・印刷/小野町_第10期計画_印刷の発注仕様書_20261006.docx
@@ -729,6 +729,7 @@
     </w:p>
     <w:p>
       <w:pPr>
+        <w:pStyle w:val="Heading1"/>
         <w:keepNext/>
         <w:spacing w:before="240" w:after="100"/>
       </w:pPr>
@@ -844,6 +845,7 @@
     </w:p>
     <w:p>
       <w:pPr>
+        <w:pStyle w:val="Heading1"/>
         <w:keepNext/>
         <w:spacing w:before="240" w:after="100"/>
       </w:pPr>
@@ -1377,6 +1379,7 @@
     </w:p>
     <w:p>
       <w:pPr>
+        <w:pStyle w:val="Heading1"/>
         <w:keepNext/>
         <w:spacing w:before="240" w:after="100"/>
       </w:pPr>
@@ -2283,6 +2286,7 @@
     </w:p>
     <w:p>
       <w:pPr>
+        <w:pStyle w:val="Heading1"/>
         <w:keepNext/>
         <w:spacing w:before="240" w:after="100"/>
       </w:pPr>
@@ -2955,6 +2959,7 @@
     </w:p>
     <w:p>
       <w:pPr>
+        <w:pStyle w:val="Heading1"/>
         <w:keepNext/>
         <w:spacing w:before="240" w:after="100"/>
       </w:pPr>
@@ -3706,6 +3711,7 @@
     </w:p>
     <w:p>
       <w:pPr>
+        <w:pStyle w:val="Heading2"/>
         <w:keepNext/>
         <w:spacing w:before="180" w:after="100"/>
       </w:pPr>
@@ -4424,6 +4430,7 @@
     </w:p>
     <w:p>
       <w:pPr>
+        <w:pStyle w:val="Heading3"/>
         <w:keepNext/>
         <w:spacing w:before="180" w:after="80"/>
       </w:pPr>
@@ -4463,6 +4470,7 @@
     </w:p>
     <w:p>
       <w:pPr>
+        <w:pStyle w:val="Heading3"/>
         <w:keepNext/>
         <w:spacing w:before="180" w:after="80"/>
       </w:pPr>
@@ -4895,6 +4903,7 @@
     </w:p>
     <w:p>
       <w:pPr>
+        <w:pStyle w:val="Heading3"/>
         <w:keepNext/>
         <w:spacing w:before="180" w:after="80"/>
       </w:pPr>
@@ -5327,6 +5336,7 @@
     </w:p>
     <w:p>
       <w:pPr>
+        <w:pStyle w:val="Heading3"/>
         <w:keepNext/>
         <w:spacing w:before="180" w:after="80"/>
       </w:pPr>
@@ -5759,6 +5769,7 @@
     </w:p>
     <w:p>
       <w:pPr>
+        <w:pStyle w:val="Heading3"/>
         <w:keepNext/>
         <w:spacing w:before="180" w:after="80"/>
       </w:pPr>
@@ -6191,6 +6202,7 @@
     </w:p>
     <w:p>
       <w:pPr>
+        <w:pStyle w:val="Heading3"/>
         <w:keepNext/>
         <w:spacing w:before="180" w:after="80"/>
       </w:pPr>
@@ -6298,6 +6310,7 @@
     </w:p>
     <w:p>
       <w:pPr>
+        <w:pStyle w:val="Heading3"/>
         <w:keepNext/>
         <w:spacing w:before="180" w:after="80"/>
       </w:pPr>
@@ -6667,6 +6680,7 @@
     </w:p>
     <w:p>
       <w:pPr>
+        <w:pStyle w:val="Heading3"/>
         <w:keepNext/>
         <w:spacing w:before="180" w:after="80"/>
       </w:pPr>
@@ -7036,6 +7050,7 @@
     </w:p>
     <w:p>
       <w:pPr>
+        <w:pStyle w:val="Heading3"/>
         <w:keepNext/>
         <w:spacing w:before="180" w:after="80"/>
       </w:pPr>
@@ -7405,6 +7420,7 @@
     </w:p>
     <w:p>
       <w:pPr>
+        <w:pStyle w:val="Heading3"/>
         <w:keepNext/>
         <w:spacing w:before="180" w:after="80"/>
       </w:pPr>
@@ -7848,6 +7864,7 @@
     </w:p>
     <w:p>
       <w:pPr>
+        <w:pStyle w:val="Heading2"/>
         <w:keepNext/>
         <w:spacing w:before="180" w:after="100"/>
       </w:pPr>
@@ -8290,6 +8307,7 @@
     </w:p>
     <w:p>
       <w:pPr>
+        <w:pStyle w:val="Heading1"/>
         <w:keepNext/>
         <w:spacing w:before="240" w:after="100"/>
       </w:pPr>
@@ -10144,6 +10162,7 @@
     </w:p>
     <w:p>
       <w:pPr>
+        <w:pStyle w:val="Heading1"/>
         <w:keepNext/>
         <w:spacing w:before="240" w:after="100"/>
       </w:pPr>
@@ -10273,6 +10292,7 @@
     </w:p>
     <w:p>
       <w:pPr>
+        <w:pStyle w:val="Heading1"/>
         <w:keepNext/>
         <w:spacing w:before="240" w:after="100"/>
       </w:pPr>
@@ -13537,6 +13557,7 @@
     <w:rPr>
       <w:rFonts w:ascii="游ゴシック" w:hAnsi="游ゴシック" w:eastAsia="游ゴシック"/>
       <w:sz w:val="21"/>
+      <w:lang w:val="en-US" w:eastAsia="ja-JP"/>
     </w:rPr>
   </w:style>
   <w:style w:type="paragraph" w:styleId="Header">
@@ -13594,15 +13615,17 @@
     <w:pPr>
       <w:keepNext/>
       <w:keepLines/>
-      <w:spacing w:before="480" w:after="0"/>
+      <w:spacing w:before="240" w:after="100"/>
+      <w:ind w:left="0" w:firstLine="0"/>
       <w:outlineLvl w:val="0"/>
     </w:pPr>
     <w:rPr>
-      <w:rFonts w:asciiTheme="majorHAnsi" w:eastAsiaTheme="majorEastAsia" w:hAnsiTheme="majorHAnsi" w:cstheme="majorBidi"/>
+      <w:rFonts w:asciiTheme="majorHAnsi" w:eastAsiaTheme="majorEastAsia" w:hAnsiTheme="majorHAnsi" w:cstheme="majorBidi" w:ascii="游ゴシック" w:hAnsi="游ゴシック" w:eastAsia="游ゴシック"/>
       <w:b/>
       <w:bCs/>
-      <w:color w:val="365F91" w:themeColor="accent1" w:themeShade="BF"/>
-      <w:sz w:val="28"/>
+      <w:i w:val="0"/>
+      <w:color w:val="2E74B5"/>
+      <w:sz w:val="30"/>
       <w:szCs w:val="28"/>
     </w:rPr>
   </w:style>
@@ -13618,15 +13641,17 @@
     <w:pPr>
       <w:keepNext/>
       <w:keepLines/>
-      <w:spacing w:before="200" w:after="0"/>
+      <w:spacing w:before="180" w:after="100"/>
+      <w:ind w:left="0" w:firstLine="0"/>
       <w:outlineLvl w:val="1"/>
     </w:pPr>
     <w:rPr>
-      <w:rFonts w:asciiTheme="majorHAnsi" w:eastAsiaTheme="majorEastAsia" w:hAnsiTheme="majorHAnsi" w:cstheme="majorBidi"/>
+      <w:rFonts w:asciiTheme="majorHAnsi" w:eastAsiaTheme="majorEastAsia" w:hAnsiTheme="majorHAnsi" w:cstheme="majorBidi" w:ascii="游ゴシック" w:hAnsi="游ゴシック" w:eastAsia="游ゴシック"/>
       <w:b/>
       <w:bCs/>
-      <w:color w:val="4F81BD" w:themeColor="accent1"/>
-      <w:sz w:val="26"/>
+      <w:i w:val="0"/>
+      <w:color w:val="2E74B5"/>
+      <w:sz w:val="25"/>
       <w:szCs w:val="26"/>
     </w:rPr>
   </w:style>
@@ -13642,14 +13667,17 @@
     <w:pPr>
       <w:keepNext/>
       <w:keepLines/>
-      <w:spacing w:before="200" w:after="0"/>
+      <w:spacing w:before="180" w:after="80"/>
+      <w:ind w:left="0" w:firstLine="0"/>
       <w:outlineLvl w:val="2"/>
     </w:pPr>
     <w:rPr>
-      <w:rFonts w:asciiTheme="majorHAnsi" w:eastAsiaTheme="majorEastAsia" w:hAnsiTheme="majorHAnsi" w:cstheme="majorBidi"/>
+      <w:rFonts w:asciiTheme="majorHAnsi" w:eastAsiaTheme="majorEastAsia" w:hAnsiTheme="majorHAnsi" w:cstheme="majorBidi" w:ascii="游ゴシック" w:hAnsi="游ゴシック" w:eastAsia="游ゴシック"/>
       <w:b/>
       <w:bCs/>
-      <w:color w:val="4F81BD" w:themeColor="accent1"/>
+      <w:i w:val="0"/>
+      <w:color w:val="1F4D78"/>
+      <w:sz w:val="22"/>
     </w:rPr>
   </w:style>
   <w:style w:type="paragraph" w:styleId="Heading4">

--- a/小野町_引継ぎ_整理済/10_納品・印刷/小野町_第10期計画_印刷の発注仕様書_20261006.docx
+++ b/小野町_引継ぎ_整理済/10_納品・印刷/小野町_第10期計画_印刷の発注仕様書_20261006.docx
@@ -1053,6 +1053,7 @@
           </w:tcPr>
           <w:p>
             <w:pPr>
+              <w:keepNext/>
               <w:spacing w:before="20" w:after="20"/>
             </w:pPr>
             <w:r>
@@ -1073,6 +1074,7 @@
           </w:tcPr>
           <w:p>
             <w:pPr>
+              <w:keepNext/>
               <w:spacing w:before="20" w:after="20"/>
             </w:pPr>
             <w:r>
@@ -1093,6 +1095,7 @@
           </w:tcPr>
           <w:p>
             <w:pPr>
+              <w:keepNext/>
               <w:spacing w:before="20" w:after="20"/>
             </w:pPr>
             <w:r>
@@ -1113,6 +1116,7 @@
           </w:tcPr>
           <w:p>
             <w:pPr>
+              <w:keepNext/>
               <w:spacing w:before="20" w:after="20"/>
             </w:pPr>
             <w:r>
@@ -1133,6 +1137,7 @@
           </w:tcPr>
           <w:p>
             <w:pPr>
+              <w:keepNext/>
               <w:spacing w:before="20" w:after="20"/>
             </w:pPr>
             <w:r>
@@ -1153,6 +1158,7 @@
           </w:tcPr>
           <w:p>
             <w:pPr>
+              <w:keepNext/>
               <w:spacing w:before="20" w:after="20"/>
               <w:jc w:val="right"/>
             </w:pPr>
@@ -3452,6 +3458,7 @@
           </w:tcPr>
           <w:p>
             <w:pPr>
+              <w:keepNext/>
               <w:spacing w:before="20" w:after="20"/>
             </w:pPr>
             <w:r>
@@ -3472,6 +3479,7 @@
           </w:tcPr>
           <w:p>
             <w:pPr>
+              <w:keepNext/>
               <w:spacing w:before="20" w:after="20"/>
             </w:pPr>
             <w:r>
@@ -3492,6 +3500,7 @@
           </w:tcPr>
           <w:p>
             <w:pPr>
+              <w:keepNext/>
               <w:spacing w:before="20" w:after="20"/>
             </w:pPr>
             <w:r>
@@ -3512,6 +3521,7 @@
           </w:tcPr>
           <w:p>
             <w:pPr>
+              <w:keepNext/>
               <w:spacing w:before="20" w:after="20"/>
             </w:pPr>
             <w:r>
@@ -3532,6 +3542,7 @@
           </w:tcPr>
           <w:p>
             <w:pPr>
+              <w:keepNext/>
               <w:spacing w:before="20" w:after="20"/>
             </w:pPr>
             <w:r>
@@ -3552,6 +3563,7 @@
           </w:tcPr>
           <w:p>
             <w:pPr>
+              <w:keepNext/>
               <w:spacing w:before="20" w:after="20"/>
             </w:pPr>
             <w:r>
@@ -4186,6 +4198,7 @@
           </w:tcPr>
           <w:p>
             <w:pPr>
+              <w:keepNext/>
               <w:spacing w:before="20" w:after="20"/>
             </w:pPr>
             <w:r>
@@ -4206,6 +4219,7 @@
           </w:tcPr>
           <w:p>
             <w:pPr>
+              <w:keepNext/>
               <w:spacing w:before="20" w:after="20"/>
             </w:pPr>
             <w:r>
@@ -4226,6 +4240,7 @@
           </w:tcPr>
           <w:p>
             <w:pPr>
+              <w:keepNext/>
               <w:spacing w:before="20" w:after="20"/>
             </w:pPr>
             <w:r>
@@ -4246,6 +4261,7 @@
           </w:tcPr>
           <w:p>
             <w:pPr>
+              <w:keepNext/>
               <w:spacing w:before="20" w:after="20"/>
             </w:pPr>
             <w:r>
@@ -4266,6 +4282,7 @@
           </w:tcPr>
           <w:p>
             <w:pPr>
+              <w:keepNext/>
               <w:spacing w:before="20" w:after="20"/>
             </w:pPr>
             <w:r>
@@ -4286,6 +4303,7 @@
           </w:tcPr>
           <w:p>
             <w:pPr>
+              <w:keepNext/>
               <w:spacing w:before="20" w:after="20"/>
             </w:pPr>
             <w:r>
@@ -4777,6 +4795,7 @@
           </w:tcPr>
           <w:p>
             <w:pPr>
+              <w:keepNext/>
               <w:spacing w:before="20" w:after="20"/>
             </w:pPr>
             <w:r>
@@ -4797,6 +4816,7 @@
           </w:tcPr>
           <w:p>
             <w:pPr>
+              <w:keepNext/>
               <w:spacing w:before="20" w:after="20"/>
             </w:pPr>
             <w:r>
@@ -4817,6 +4837,7 @@
           </w:tcPr>
           <w:p>
             <w:pPr>
+              <w:keepNext/>
               <w:spacing w:before="20" w:after="20"/>
               <w:jc w:val="right"/>
             </w:pPr>
@@ -5210,6 +5231,7 @@
           </w:tcPr>
           <w:p>
             <w:pPr>
+              <w:keepNext/>
               <w:spacing w:before="20" w:after="20"/>
             </w:pPr>
             <w:r>
@@ -5230,6 +5252,7 @@
           </w:tcPr>
           <w:p>
             <w:pPr>
+              <w:keepNext/>
               <w:spacing w:before="20" w:after="20"/>
             </w:pPr>
             <w:r>
@@ -5250,6 +5273,7 @@
           </w:tcPr>
           <w:p>
             <w:pPr>
+              <w:keepNext/>
               <w:spacing w:before="20" w:after="20"/>
               <w:jc w:val="right"/>
             </w:pPr>
@@ -5643,6 +5667,7 @@
           </w:tcPr>
           <w:p>
             <w:pPr>
+              <w:keepNext/>
               <w:spacing w:before="20" w:after="20"/>
             </w:pPr>
             <w:r>
@@ -5663,6 +5688,7 @@
           </w:tcPr>
           <w:p>
             <w:pPr>
+              <w:keepNext/>
               <w:spacing w:before="20" w:after="20"/>
             </w:pPr>
             <w:r>
@@ -5683,6 +5709,7 @@
           </w:tcPr>
           <w:p>
             <w:pPr>
+              <w:keepNext/>
               <w:spacing w:before="20" w:after="20"/>
               <w:jc w:val="right"/>
             </w:pPr>
@@ -6076,6 +6103,7 @@
           </w:tcPr>
           <w:p>
             <w:pPr>
+              <w:keepNext/>
               <w:spacing w:before="20" w:after="20"/>
             </w:pPr>
             <w:r>
@@ -6096,6 +6124,7 @@
           </w:tcPr>
           <w:p>
             <w:pPr>
+              <w:keepNext/>
               <w:spacing w:before="20" w:after="20"/>
             </w:pPr>
             <w:r>
@@ -6116,6 +6145,7 @@
           </w:tcPr>
           <w:p>
             <w:pPr>
+              <w:keepNext/>
               <w:spacing w:before="20" w:after="20"/>
               <w:jc w:val="right"/>
             </w:pPr>
@@ -6554,6 +6584,7 @@
           </w:tcPr>
           <w:p>
             <w:pPr>
+              <w:keepNext/>
               <w:spacing w:before="20" w:after="20"/>
             </w:pPr>
             <w:r>
@@ -6574,6 +6605,7 @@
           </w:tcPr>
           <w:p>
             <w:pPr>
+              <w:keepNext/>
               <w:spacing w:before="20" w:after="20"/>
             </w:pPr>
             <w:r>
@@ -6594,6 +6626,7 @@
           </w:tcPr>
           <w:p>
             <w:pPr>
+              <w:keepNext/>
               <w:spacing w:before="20" w:after="20"/>
               <w:jc w:val="right"/>
             </w:pPr>
@@ -6924,6 +6957,7 @@
           </w:tcPr>
           <w:p>
             <w:pPr>
+              <w:keepNext/>
               <w:spacing w:before="20" w:after="20"/>
             </w:pPr>
             <w:r>
@@ -6944,6 +6978,7 @@
           </w:tcPr>
           <w:p>
             <w:pPr>
+              <w:keepNext/>
               <w:spacing w:before="20" w:after="20"/>
             </w:pPr>
             <w:r>
@@ -6964,6 +6999,7 @@
           </w:tcPr>
           <w:p>
             <w:pPr>
+              <w:keepNext/>
               <w:spacing w:before="20" w:after="20"/>
               <w:jc w:val="right"/>
             </w:pPr>
@@ -7294,6 +7330,7 @@
           </w:tcPr>
           <w:p>
             <w:pPr>
+              <w:keepNext/>
               <w:spacing w:before="20" w:after="20"/>
             </w:pPr>
             <w:r>
@@ -7314,6 +7351,7 @@
           </w:tcPr>
           <w:p>
             <w:pPr>
+              <w:keepNext/>
               <w:spacing w:before="20" w:after="20"/>
             </w:pPr>
             <w:r>
@@ -7334,6 +7372,7 @@
           </w:tcPr>
           <w:p>
             <w:pPr>
+              <w:keepNext/>
               <w:spacing w:before="20" w:after="20"/>
               <w:jc w:val="right"/>
             </w:pPr>
@@ -7664,6 +7703,7 @@
           </w:tcPr>
           <w:p>
             <w:pPr>
+              <w:keepNext/>
               <w:spacing w:before="20" w:after="20"/>
             </w:pPr>
             <w:r>
@@ -7684,6 +7724,7 @@
           </w:tcPr>
           <w:p>
             <w:pPr>
+              <w:keepNext/>
               <w:spacing w:before="20" w:after="20"/>
             </w:pPr>
             <w:r>
@@ -7704,6 +7745,7 @@
           </w:tcPr>
           <w:p>
             <w:pPr>
+              <w:keepNext/>
               <w:spacing w:before="20" w:after="20"/>
               <w:jc w:val="right"/>
             </w:pPr>
@@ -8142,6 +8184,7 @@
           </w:tcPr>
           <w:p>
             <w:pPr>
+              <w:keepNext/>
               <w:spacing w:before="20" w:after="20"/>
             </w:pPr>
             <w:r>
@@ -8162,6 +8205,7 @@
           </w:tcPr>
           <w:p>
             <w:pPr>
+              <w:keepNext/>
               <w:spacing w:before="20" w:after="20"/>
             </w:pPr>
             <w:r>
@@ -8182,6 +8226,7 @@
           </w:tcPr>
           <w:p>
             <w:pPr>
+              <w:keepNext/>
               <w:spacing w:before="20" w:after="20"/>
             </w:pPr>
             <w:r>
@@ -8519,6 +8564,7 @@
           </w:tcPr>
           <w:p>
             <w:pPr>
+              <w:keepNext/>
               <w:spacing w:before="20" w:after="20"/>
             </w:pPr>
             <w:r>
@@ -8539,6 +8585,7 @@
           </w:tcPr>
           <w:p>
             <w:pPr>
+              <w:keepNext/>
               <w:spacing w:before="20" w:after="20"/>
             </w:pPr>
             <w:r>
@@ -8559,6 +8606,7 @@
           </w:tcPr>
           <w:p>
             <w:pPr>
+              <w:keepNext/>
               <w:spacing w:before="20" w:after="20"/>
             </w:pPr>
             <w:r>

--- a/小野町_引継ぎ_整理済/10_納品・印刷/小野町_第10期計画_印刷の発注仕様書_20261006.docx
+++ b/小野町_引継ぎ_整理済/10_納品・印刷/小野町_第10期計画_印刷の発注仕様書_20261006.docx
@@ -2096,6 +2096,7 @@
           </w:tcPr>
           <w:p>
             <w:pPr>
+              <w:keepNext/>
               <w:spacing w:before="20" w:after="20"/>
             </w:pPr>
             <w:r>
@@ -2116,6 +2117,7 @@
           </w:tcPr>
           <w:p>
             <w:pPr>
+              <w:keepNext/>
               <w:spacing w:before="20" w:after="20"/>
             </w:pPr>
             <w:r>
@@ -2136,6 +2138,7 @@
           </w:tcPr>
           <w:p>
             <w:pPr>
+              <w:keepNext/>
               <w:spacing w:before="20" w:after="20"/>
             </w:pPr>
             <w:r>
@@ -2156,6 +2159,7 @@
           </w:tcPr>
           <w:p>
             <w:pPr>
+              <w:keepNext/>
               <w:spacing w:before="20" w:after="20"/>
             </w:pPr>
             <w:r>
@@ -2841,6 +2845,7 @@
           </w:tcPr>
           <w:p>
             <w:pPr>
+              <w:keepNext/>
               <w:spacing w:before="20" w:after="20"/>
             </w:pPr>
             <w:r>
@@ -2861,6 +2866,7 @@
           </w:tcPr>
           <w:p>
             <w:pPr>
+              <w:keepNext/>
               <w:spacing w:before="20" w:after="20"/>
             </w:pPr>
             <w:r>
@@ -2881,6 +2887,7 @@
           </w:tcPr>
           <w:p>
             <w:pPr>
+              <w:keepNext/>
               <w:spacing w:before="20" w:after="20"/>
             </w:pPr>
             <w:r>
